--- a/doc/15. 예지보전/AIpass_예지보전_스토리텔링.docx
+++ b/doc/15. 예지보전/AIpass_예지보전_스토리텔링.docx
@@ -1199,7 +1199,7 @@
                 <w:sz w:val="24"/>
                 <w:szCs w:val="24"/>
               </w:rPr>
-              <w:t>Mendeley KAIST</w:t>
+              <w:t>더미 데이터</w:t>
             </w:r>
           </w:p>
         </w:tc>
@@ -1268,11 +1268,12 @@
             </w:pPr>
             <w:r>
               <w:rPr>
-                <w:rFonts w:asciiTheme="minorHAnsi" w:eastAsiaTheme="minorHAnsi" w:hAnsiTheme="minorHAnsi" w:hint="eastAsia"/>
-                <w:sz w:val="24"/>
-                <w:szCs w:val="24"/>
-              </w:rPr>
-              <w:t>메인 학습 데이터</w:t>
+                <w:rFonts w:asciiTheme="minorHAnsi" w:eastAsiaTheme="minorHAnsi" w:hAnsiTheme="minorHAnsi"/>
+                <w:color w:val="000000"/>
+                <w:sz w:val="24"/>
+                <w:szCs w:val="24"/>
+              </w:rPr>
+              <w:t>진동 상관관계 기반 생성</w:t>
             </w:r>
           </w:p>
         </w:tc>
@@ -3401,7 +3402,7 @@
             <w:pPr>
               <w:jc w:val="center"/>
               <w:rPr>
-                <w:rFonts w:asciiTheme="minorHAnsi" w:eastAsiaTheme="minorHAnsi" w:hAnsiTheme="minorHAnsi" w:hint="eastAsia"/>
+                <w:rFonts w:asciiTheme="minorHAnsi" w:eastAsiaTheme="minorHAnsi" w:hAnsiTheme="minorHAnsi"/>
                 <w:sz w:val="24"/>
                 <w:szCs w:val="24"/>
               </w:rPr>

--- a/doc/15. 예지보전/AIpass_예지보전_스토리텔링.docx
+++ b/doc/15. 예지보전/AIpass_예지보전_스토리텔링.docx
@@ -1199,7 +1199,7 @@
                 <w:sz w:val="24"/>
                 <w:szCs w:val="24"/>
               </w:rPr>
-              <w:t>더미 데이터</w:t>
+              <w:t>Mendeley KAIST</w:t>
             </w:r>
           </w:p>
         </w:tc>
@@ -1268,12 +1268,11 @@
             </w:pPr>
             <w:r>
               <w:rPr>
-                <w:rFonts w:asciiTheme="minorHAnsi" w:eastAsiaTheme="minorHAnsi" w:hAnsiTheme="minorHAnsi"/>
-                <w:color w:val="000000"/>
-                <w:sz w:val="24"/>
-                <w:szCs w:val="24"/>
-              </w:rPr>
-              <w:t>진동 상관관계 기반 생성</w:t>
+                <w:rFonts w:asciiTheme="minorHAnsi" w:eastAsiaTheme="minorHAnsi" w:hAnsiTheme="minorHAnsi" w:hint="eastAsia"/>
+                <w:sz w:val="24"/>
+                <w:szCs w:val="24"/>
+              </w:rPr>
+              <w:t>메인 학습 데이터</w:t>
             </w:r>
           </w:p>
         </w:tc>
@@ -3402,7 +3401,7 @@
             <w:pPr>
               <w:jc w:val="center"/>
               <w:rPr>
-                <w:rFonts w:asciiTheme="minorHAnsi" w:eastAsiaTheme="minorHAnsi" w:hAnsiTheme="minorHAnsi"/>
+                <w:rFonts w:asciiTheme="minorHAnsi" w:eastAsiaTheme="minorHAnsi" w:hAnsiTheme="minorHAnsi" w:hint="eastAsia"/>
                 <w:sz w:val="24"/>
                 <w:szCs w:val="24"/>
               </w:rPr>
